--- a/public/gallery/examples/ux-designer/pt-br/resume.docx
+++ b/public/gallery/examples/ux-designer/pt-br/resume.docx
@@ -66,7 +66,7 @@
         </w:rPr>
         <w:t xml:space="preserve">📧 </w:t>
       </w:r>
-      <w:hyperlink w:history="1" r:id="rIdxbiulrbkvsubvp93zefwq">
+      <w:hyperlink w:history="1" r:id="rIdxsxwur046z_olip-vt7vc">
         <w:r>
           <w:rPr>
             <w:sz w:val="18"/>
@@ -89,7 +89,7 @@
         </w:rPr>
         <w:t xml:space="preserve">🔗 </w:t>
       </w:r>
-      <w:hyperlink w:history="1" r:id="rIdagk5e7c-hoyyon_bg_bn0">
+      <w:hyperlink w:history="1" r:id="rIddop3mcx8evi5yugnfm_vk">
         <w:r>
           <w:rPr>
             <w:sz w:val="18"/>
@@ -124,7 +124,7 @@
         <w:spacing w:after="200" w:line="276"/>
         <w:jc w:val="center"/>
       </w:pPr>
-      <w:hyperlink w:history="1" r:id="rIdoeoqsuv1vlw_am7094fxt">
+      <w:hyperlink w:history="1" r:id="rIdtvkt4qjx5wsnyatkycrdo">
         <w:r>
           <w:rPr>
             <w:sz w:val="18"/>
@@ -140,7 +140,7 @@
         </w:rPr>
         <w:t xml:space="preserve"> • </w:t>
       </w:r>
-      <w:hyperlink w:history="1" r:id="rId3jvziapcqzbehyej96as-">
+      <w:hyperlink w:history="1" r:id="rIdzlrvsdwanqxnuhunitrph">
         <w:r>
           <w:rPr>
             <w:sz w:val="18"/>
@@ -156,7 +156,7 @@
         </w:rPr>
         <w:t xml:space="preserve"> • </w:t>
       </w:r>
-      <w:hyperlink w:history="1" r:id="rIdu8ivkbneauzpeqgwbtctf">
+      <w:hyperlink w:history="1" r:id="rIdfiurmupobockyducdhnjy">
         <w:r>
           <w:rPr>
             <w:sz w:val="18"/>
@@ -251,7 +251,7 @@
         </w:rPr>
         <w:t xml:space="preserve">	</w:t>
       </w:r>
-      <w:hyperlink w:history="1" r:id="rIduptry7cwufd-6mivli5xv">
+      <w:hyperlink w:history="1" r:id="rIdrbppxmnt9jom37zygop05">
         <w:r>
           <w:rPr>
             <w:sz w:val="18"/>
@@ -414,7 +414,7 @@
         </w:rPr>
         <w:t xml:space="preserve">	</w:t>
       </w:r>
-      <w:hyperlink w:history="1" r:id="rIdx8criswu2ucy1idcneqld">
+      <w:hyperlink w:history="1" r:id="rIdivallfutpehkn74hupc1n">
         <w:r>
           <w:rPr>
             <w:sz w:val="18"/>
@@ -577,7 +577,7 @@
         </w:rPr>
         <w:t xml:space="preserve">	</w:t>
       </w:r>
-      <w:hyperlink w:history="1" r:id="rId08e2ctm_gd4kuzvcvdqki">
+      <w:hyperlink w:history="1" r:id="rIdud6cmzpp2nihpzghh5wbx">
         <w:r>
           <w:rPr>
             <w:sz w:val="18"/>
@@ -740,7 +740,7 @@
         </w:rPr>
         <w:t xml:space="preserve">	</w:t>
       </w:r>
-      <w:hyperlink w:history="1" r:id="rIdk0ckrpuzbdqjmkwkubhmc">
+      <w:hyperlink w:history="1" r:id="rIdg6zzqtds_2vxwix_geppn">
         <w:r>
           <w:rPr>
             <w:sz w:val="18"/>
@@ -1269,7 +1269,7 @@
         </w:rPr>
         <w:t xml:space="preserve">	</w:t>
       </w:r>
-      <w:hyperlink w:history="1" r:id="rIdrgkopczjvm9fmjddue6xk">
+      <w:hyperlink w:history="1" r:id="rIdzyevkhuygnyh7syntq3gt">
         <w:r>
           <w:rPr>
             <w:sz w:val="18"/>
@@ -1335,7 +1335,7 @@
         </w:rPr>
         <w:t xml:space="preserve">	</w:t>
       </w:r>
-      <w:hyperlink w:history="1" r:id="rIdouxskiktrliy2f58cbw5d">
+      <w:hyperlink w:history="1" r:id="rIdvk6hedfc4apruhlksyzit">
         <w:r>
           <w:rPr>
             <w:sz w:val="18"/>
@@ -1420,7 +1420,7 @@
         </w:rPr>
         <w:t xml:space="preserve">	</w:t>
       </w:r>
-      <w:hyperlink w:history="1" r:id="rId1bxvng5zrl2z6dyx5klc0">
+      <w:hyperlink w:history="1" r:id="rIdxri--kzqelybkccd02cdt">
         <w:r>
           <w:rPr>
             <w:sz w:val="18"/>
@@ -1498,7 +1498,7 @@
         </w:rPr>
         <w:t xml:space="preserve">	</w:t>
       </w:r>
-      <w:hyperlink w:history="1" r:id="rIdcwsykvjnlmxkrr8jrbb79">
+      <w:hyperlink w:history="1" r:id="rIdvj7ttwxa663omkabieg4p">
         <w:r>
           <w:rPr>
             <w:sz w:val="18"/>
@@ -1690,7 +1690,7 @@
         </w:rPr>
         <w:t xml:space="preserve">	</w:t>
       </w:r>
-      <w:hyperlink w:history="1" r:id="rIdcalkqmnsnymi_rzlrqv8d">
+      <w:hyperlink w:history="1" r:id="rIdllvhzqhkilggfiametgon">
         <w:r>
           <w:rPr>
             <w:sz w:val="18"/>
@@ -1789,7 +1789,7 @@
         </w:rPr>
         <w:t xml:space="preserve">	</w:t>
       </w:r>
-      <w:hyperlink w:history="1" r:id="rIdg0j7_g1oe7aotglpcl0k5">
+      <w:hyperlink w:history="1" r:id="rIdufdjip3kbzcvzg8bhmjt1">
         <w:r>
           <w:rPr>
             <w:sz w:val="18"/>
@@ -1989,7 +1989,7 @@
         </w:rPr>
         <w:t xml:space="preserve">	</w:t>
       </w:r>
-      <w:hyperlink w:history="1" r:id="rIdv9xltwecq9qemy8knk-ja">
+      <w:hyperlink w:history="1" r:id="rId8iy46smhiuemjdwn5rjcp">
         <w:r>
           <w:rPr>
             <w:sz w:val="18"/>
@@ -2067,7 +2067,7 @@
         </w:rPr>
         <w:t xml:space="preserve">	</w:t>
       </w:r>
-      <w:hyperlink w:history="1" r:id="rIdbvdv2x6ym0daeg9-xiavv">
+      <w:hyperlink w:history="1" r:id="rIdepkcnyvjtnudh2etnpdkw">
         <w:r>
           <w:rPr>
             <w:sz w:val="18"/>
